--- a/content/llms/llms-foundations/llms-foundations.docx
+++ b/content/llms/llms-foundations/llms-foundations.docx
@@ -3099,45 +3099,41 @@
           <w:rFonts w:ascii="Consolas" w:hAnsi="Consolas"/>
           <w:sz w:val="16"/>
         </w:rPr>
-        <w:t>&lt;svg xmlns="http://www.w3.org/2000/svg" width="760" height="360" viewBox="0 0 760 360" font-family="Inter, Arial, sans-serif"&gt;</w:t>
-        <w:br/>
-        <w:t>&lt;rect width="760" height="360" fill="#f8fafc"/&gt;</w:t>
-        <w:br/>
-        <w:t>&lt;text x="380" y="34" text-anchor="middle" font-size="20" font-weight="700" fill="#0f172a"&gt;Operating Model - Pre-training Objectives and Data&lt;/text&gt;</w:t>
-        <w:br/>
-        <w:t>&lt;rect x="290" y="162" width="180" height="56" rx="12" fill="#0f172a"/&gt;</w:t>
-        <w:br/>
-        <w:t>&lt;text x="380" y="195" text-anchor="middle" font-size="14" font-weight="700" fill="#ffffff"&gt;LLMs&lt;/text&gt;</w:t>
-        <w:br/>
-        <w:t>&lt;line x1="380" y1="190" x2="380" y2="70" stroke="#94a3b8" stroke-width="2"/&gt;</w:t>
-        <w:br/>
-        <w:t>&lt;rect x="308" y="48" width="144" height="44" rx="10" fill="#ffffff" stroke="#2563eb" stroke-width="2"/&gt;</w:t>
-        <w:br/>
-        <w:t>&lt;text x="380" y="74" text-anchor="middle" font-size="11" fill="#0f172a"&gt;From N-grams to Neu…&lt;/text&gt;</w:t>
-        <w:br/>
-        <w:t>&lt;line x1="380" y1="190" x2="617" y2="153" stroke="#94a3b8" stroke-width="2"/&gt;</w:t>
-        <w:br/>
-        <w:t>&lt;rect x="545" y="131" width="144" height="44" rx="10" fill="#ffffff" stroke="#7c3aed" stroke-width="2"/&gt;</w:t>
-        <w:br/>
-        <w:t>&lt;text x="617" y="157" text-anchor="middle" font-size="11" fill="#0f172a"&gt;Tokenisation and Vo…&lt;/text&gt;</w:t>
-        <w:br/>
-        <w:t>&lt;line x1="380" y1="190" x2="526" y2="287" stroke="#94a3b8" stroke-width="2"/&gt;</w:t>
-        <w:br/>
-        <w:t>&lt;rect x="454" y="265" width="144" height="44" rx="10" fill="#ffffff" stroke="#0891b2" stroke-width="2"/&gt;</w:t>
-        <w:br/>
-        <w:t>&lt;text x="526" y="291" text-anchor="middle" font-size="11" fill="#0f172a"&gt;The Transformer Bac…&lt;/text&gt;</w:t>
-        <w:br/>
-        <w:t>&lt;line x1="380" y1="190" x2="234" y2="287" stroke="#94a3b8" stroke-width="2"/&gt;</w:t>
-        <w:br/>
-        <w:t>&lt;rect x="162" y="265" width="144" height="44" rx="10" fill="#ffffff" stroke="#059669" stroke-width="2"/&gt;</w:t>
-        <w:br/>
-        <w:t>&lt;text x="234" y="291" text-anchor="middle" font-size="11" fill="#0f172a"&gt;Pre-training Object…&lt;/text&gt;</w:t>
-        <w:br/>
-        <w:t>&lt;line x1="380" y1="190" x2="143" y2="153" stroke="#94a3b8" stroke-width="2"/&gt;</w:t>
-        <w:br/>
-        <w:t>&lt;rect x="71" y="131" width="144" height="44" rx="10" fill="#ffffff" stroke="#d97706" stroke-width="2"/&gt;</w:t>
-        <w:br/>
-        <w:t>&lt;text x="143" y="157" text-anchor="middle" font-size="11" fill="#0f172a"&gt;Scaling Laws and Em…&lt;/text&gt;</w:t>
+        <w:t>&lt;svg xmlns="http://www.w3.org/2000/svg" width="760" height="380" viewBox="0 0 760 380" font-family="Inter, Segoe UI, Arial, sans-serif"&gt;</w:t>
+        <w:br/>
+        <w:t>&lt;defs&gt;&lt;marker id="arrow" markerWidth="10" markerHeight="10" refX="8" refY="3" orient="auto" markerUnits="strokeWidth"&gt;&lt;path d="M0,0 L8,3 L0,6 z" fill="#94a3b8"/&gt;&lt;/marker&gt;&lt;marker id="arrowA" markerWidth="10" markerHeight="10" refX="8" refY="3" orient="auto" markerUnits="strokeWidth"&gt;&lt;path d="M0,0 L8,3 L0,6 z" fill="#4338ca"/&gt;&lt;/marker&gt;&lt;/defs&gt;</w:t>
+        <w:br/>
+        <w:t>&lt;rect width="760" height="380" rx="12" fill="#f8fafc"/&gt;</w:t>
+        <w:br/>
+        <w:t>&lt;text x="380" y="30" text-anchor="middle" font-size="17" font-weight="700" fill="#0f172a"&gt;Operating Model - Pre-training Objectives and Data&lt;/text&gt;</w:t>
+        <w:br/>
+        <w:t>&lt;circle cx="380.0" cy="198.0" r="46" fill="#0f172a"/&gt;</w:t>
+        <w:br/>
+        <w:t>&lt;text x="380.0" y="202.0" text-anchor="middle" font-size="12" font-weight="700" fill="#ffffff"&gt;LLMs&lt;/text&gt;</w:t>
+        <w:br/>
+        <w:t>&lt;line x1="380.0" y1="152.0" x2="380.0" y2="92.0" stroke="#94a3b8" stroke-width="2" marker-end="url(#arrow)"/&gt;</w:t>
+        <w:br/>
+        <w:t>&lt;rect x="306.0" y="58.0" width="148" height="44" rx="10" fill="#ffffff" stroke="#4338ca" stroke-width="2"/&gt;&lt;text x="380.0" y="83.74" text-anchor="middle" font-size="11" font-weight="600" fill="#0f172a"&gt;From N-grams to Neural …&lt;/text&gt;</w:t>
+        <w:br/>
+        <w:t>&lt;line x1="419.83716857408416" y1="175.0" x2="575.7217412552832" y2="145.0" stroke="#94a3b8" stroke-width="2" marker-end="url(#arrow)"/&gt;</w:t>
+        <w:br/>
+        <w:t>&lt;rect x="522.5063509461097" y="117.0" width="148" height="44" rx="10" fill="#ffffff" stroke="#7c3aed" stroke-width="2"/&gt;&lt;text x="596.5063509461097" y="142.74" text-anchor="middle" font-size="11" font-weight="600" fill="#0f172a"&gt;Tokenisation and Vocabu…&lt;/text&gt;</w:t>
+        <w:br/>
+        <w:t>&lt;line x1="419.83716857408416" y1="221.0" x2="575.7217412552832" y2="251.0" stroke="#94a3b8" stroke-width="2" marker-end="url(#arrow)"/&gt;</w:t>
+        <w:br/>
+        <w:t>&lt;rect x="522.5063509461097" y="235.0" width="148" height="44" rx="10" fill="#ffffff" stroke="#0891b2" stroke-width="2"/&gt;&lt;text x="596.5063509461097" y="260.74" text-anchor="middle" font-size="11" font-weight="600" fill="#0f172a"&gt;The Transformer Backbon…&lt;/text&gt;</w:t>
+        <w:br/>
+        <w:t>&lt;line x1="380.0" y1="244.0" x2="380.0" y2="304.0" stroke="#94a3b8" stroke-width="2" marker-end="url(#arrow)"/&gt;</w:t>
+        <w:br/>
+        <w:t>&lt;rect x="306.0" y="294.0" width="148" height="44" rx="10" fill="#ffffff" stroke="#059669" stroke-width="2"/&gt;&lt;text x="380.0" y="319.74" text-anchor="middle" font-size="11" font-weight="600" fill="#0f172a"&gt;Pre-training Objectives…&lt;/text&gt;</w:t>
+        <w:br/>
+        <w:t>&lt;line x1="340.16283142591584" y1="221.0" x2="184.2782587447169" y2="251.00000000000006" stroke="#94a3b8" stroke-width="2" marker-end="url(#arrow)"/&gt;</w:t>
+        <w:br/>
+        <w:t>&lt;rect x="89.49364905389038" y="235.00000000000006" width="148" height="44" rx="10" fill="#ffffff" stroke="#d97706" stroke-width="2"/&gt;&lt;text x="163.49364905389038" y="260.74000000000007" text-anchor="middle" font-size="11" font-weight="600" fill="#0f172a"&gt;Scaling Laws and Emerge…&lt;/text&gt;</w:t>
+        <w:br/>
+        <w:t>&lt;line x1="340.16283142591584" y1="175.0" x2="184.27825874471688" y2="145.0" stroke="#94a3b8" stroke-width="2" marker-end="url(#arrow)"/&gt;</w:t>
+        <w:br/>
+        <w:t>&lt;rect x="89.49364905389035" y="117.0" width="148" height="44" rx="10" fill="#ffffff" stroke="#dc2626" stroke-width="2"/&gt;&lt;text x="163.49364905389035" y="142.74" text-anchor="middle" font-size="11" font-weight="600" fill="#0f172a"&gt;Instruction Tuning and …&lt;/text&gt;</w:t>
         <w:br/>
         <w:t>&lt;/svg&gt;</w:t>
       </w:r>
@@ -7373,45 +7369,39 @@
           <w:rFonts w:ascii="Consolas" w:hAnsi="Consolas"/>
           <w:sz w:val="16"/>
         </w:rPr>
-        <w:t>&lt;svg xmlns="http://www.w3.org/2000/svg" width="760" height="360" viewBox="0 0 760 360" font-family="Inter, Arial, sans-serif"&gt;</w:t>
-        <w:br/>
-        <w:t>&lt;rect width="760" height="360" fill="#f8fafc"/&gt;</w:t>
-        <w:br/>
-        <w:t>&lt;text x="380" y="34" text-anchor="middle" font-size="20" font-weight="700" fill="#0f172a"&gt;Data Lineage - Serving LLMs at Scale&lt;/text&gt;</w:t>
-        <w:br/>
-        <w:t>&lt;rect x="290" y="162" width="180" height="56" rx="12" fill="#0f172a"/&gt;</w:t>
-        <w:br/>
-        <w:t>&lt;text x="380" y="195" text-anchor="middle" font-size="14" font-weight="700" fill="#ffffff"&gt;LLMs&lt;/text&gt;</w:t>
-        <w:br/>
-        <w:t>&lt;line x1="380" y1="190" x2="380" y2="70" stroke="#94a3b8" stroke-width="2"/&gt;</w:t>
-        <w:br/>
-        <w:t>&lt;rect x="308" y="48" width="144" height="44" rx="10" fill="#ffffff" stroke="#2563eb" stroke-width="2"/&gt;</w:t>
-        <w:br/>
-        <w:t>&lt;text x="380" y="74" text-anchor="middle" font-size="11" fill="#0f172a"&gt;From N-grams to Neu…&lt;/text&gt;</w:t>
-        <w:br/>
-        <w:t>&lt;line x1="380" y1="190" x2="617" y2="153" stroke="#94a3b8" stroke-width="2"/&gt;</w:t>
-        <w:br/>
-        <w:t>&lt;rect x="545" y="131" width="144" height="44" rx="10" fill="#ffffff" stroke="#7c3aed" stroke-width="2"/&gt;</w:t>
-        <w:br/>
-        <w:t>&lt;text x="617" y="157" text-anchor="middle" font-size="11" fill="#0f172a"&gt;Tokenisation and Vo…&lt;/text&gt;</w:t>
-        <w:br/>
-        <w:t>&lt;line x1="380" y1="190" x2="526" y2="287" stroke="#94a3b8" stroke-width="2"/&gt;</w:t>
-        <w:br/>
-        <w:t>&lt;rect x="454" y="265" width="144" height="44" rx="10" fill="#ffffff" stroke="#0891b2" stroke-width="2"/&gt;</w:t>
-        <w:br/>
-        <w:t>&lt;text x="526" y="291" text-anchor="middle" font-size="11" fill="#0f172a"&gt;The Transformer Bac…&lt;/text&gt;</w:t>
-        <w:br/>
-        <w:t>&lt;line x1="380" y1="190" x2="234" y2="287" stroke="#94a3b8" stroke-width="2"/&gt;</w:t>
-        <w:br/>
-        <w:t>&lt;rect x="162" y="265" width="144" height="44" rx="10" fill="#ffffff" stroke="#059669" stroke-width="2"/&gt;</w:t>
-        <w:br/>
-        <w:t>&lt;text x="234" y="291" text-anchor="middle" font-size="11" fill="#0f172a"&gt;Pre-training Object…&lt;/text&gt;</w:t>
-        <w:br/>
-        <w:t>&lt;line x1="380" y1="190" x2="143" y2="153" stroke="#94a3b8" stroke-width="2"/&gt;</w:t>
-        <w:br/>
-        <w:t>&lt;rect x="71" y="131" width="144" height="44" rx="10" fill="#ffffff" stroke="#d97706" stroke-width="2"/&gt;</w:t>
-        <w:br/>
-        <w:t>&lt;text x="143" y="157" text-anchor="middle" font-size="11" fill="#0f172a"&gt;Scaling Laws and Em…&lt;/text&gt;</w:t>
+        <w:t>&lt;svg xmlns="http://www.w3.org/2000/svg" width="760" height="380" viewBox="0 0 760 380" font-family="Inter, Segoe UI, Arial, sans-serif"&gt;</w:t>
+        <w:br/>
+        <w:t>&lt;defs&gt;&lt;marker id="arrow" markerWidth="10" markerHeight="10" refX="8" refY="3" orient="auto" markerUnits="strokeWidth"&gt;&lt;path d="M0,0 L8,3 L0,6 z" fill="#94a3b8"/&gt;&lt;/marker&gt;&lt;marker id="arrowA" markerWidth="10" markerHeight="10" refX="8" refY="3" orient="auto" markerUnits="strokeWidth"&gt;&lt;path d="M0,0 L8,3 L0,6 z" fill="#4338ca"/&gt;&lt;/marker&gt;&lt;/defs&gt;</w:t>
+        <w:br/>
+        <w:t>&lt;rect width="760" height="380" rx="12" fill="#f8fafc"/&gt;</w:t>
+        <w:br/>
+        <w:t>&lt;text x="380" y="30" text-anchor="middle" font-size="17" font-weight="700" fill="#0f172a"&gt;Data Lineage - Serving LLMs at Scale&lt;/text&gt;</w:t>
+        <w:br/>
+        <w:t>&lt;rect x="40.0" y="166.0" width="104" height="60" rx="10" fill="#ffffff" stroke="#4338ca" stroke-width="2"/&gt;&lt;text x="92.0" y="200.08" text-anchor="middle" font-size="12" font-weight="600" fill="#0f172a"&gt;Source&lt;/text&gt;</w:t>
+        <w:br/>
+        <w:t>&lt;rect x="155.2" y="166.0" width="104" height="60" rx="10" fill="#ffffff" stroke="#7c3aed" stroke-width="2"/&gt;&lt;text x="207.2" y="200.08" text-anchor="middle" font-size="12" font-weight="600" fill="#0f172a"&gt;Raw&lt;/text&gt;</w:t>
+        <w:br/>
+        <w:t>&lt;line x1="144.0" y1="196.0" x2="155.2" y2="196.0" stroke="#4338ca" stroke-width="2" marker-end="url(#arrowA)"/&gt;</w:t>
+        <w:br/>
+        <w:t>&lt;rect x="270.4" y="166.0" width="104" height="60" rx="10" fill="#ffffff" stroke="#0891b2" stroke-width="2"/&gt;&lt;text x="322.4" y="200.08" text-anchor="middle" font-size="12" font-weight="600" fill="#0f172a"&gt;Curated&lt;/text&gt;</w:t>
+        <w:br/>
+        <w:t>&lt;line x1="259.2" y1="196.0" x2="270.4" y2="196.0" stroke="#4338ca" stroke-width="2" marker-end="url(#arrowA)"/&gt;</w:t>
+        <w:br/>
+        <w:t>&lt;rect x="385.6" y="166.0" width="104" height="60" rx="10" fill="#ffffff" stroke="#059669" stroke-width="2"/&gt;&lt;text x="437.6" y="200.08" text-anchor="middle" font-size="12" font-weight="600" fill="#0f172a"&gt;Feature&lt;/text&gt;</w:t>
+        <w:br/>
+        <w:t>&lt;line x1="374.4" y1="196.0" x2="385.6" y2="196.0" stroke="#4338ca" stroke-width="2" marker-end="url(#arrowA)"/&gt;</w:t>
+        <w:br/>
+        <w:t>&lt;rect x="500.8" y="166.0" width="104" height="60" rx="10" fill="#ffffff" stroke="#d97706" stroke-width="2"/&gt;&lt;text x="552.8" y="200.08" text-anchor="middle" font-size="12" font-weight="600" fill="#0f172a"&gt;Model&lt;/text&gt;</w:t>
+        <w:br/>
+        <w:t>&lt;line x1="489.6" y1="196.0" x2="500.8" y2="196.0" stroke="#4338ca" stroke-width="2" marker-end="url(#arrowA)"/&gt;</w:t>
+        <w:br/>
+        <w:t>&lt;rect x="616.0" y="166.0" width="104" height="60" rx="10" fill="#ffffff" stroke="#dc2626" stroke-width="2"/&gt;&lt;text x="668.0" y="200.08" text-anchor="middle" font-size="12" font-weight="600" fill="#0f172a"&gt;Serving&lt;/text&gt;</w:t>
+        <w:br/>
+        <w:t>&lt;line x1="604.8" y1="196.0" x2="616.0" y2="196.0" stroke="#4338ca" stroke-width="2" marker-end="url(#arrowA)"/&gt;</w:t>
+        <w:br/>
+        <w:t>&lt;path d="M668.0,226.0 q0,46 -288.0,46 q-288.0,0 -288.0,-46" fill="none" stroke="#cbd5e1" stroke-width="1.6" stroke-dasharray="5 4" marker-end="url(#arrow)"/&gt;</w:t>
+        <w:br/>
+        <w:t>&lt;text x="380.0" y="288.0" text-anchor="middle" font-size="9.5" fill="#94a3b8"&gt;feedback / monitoring loop&lt;/text&gt;</w:t>
         <w:br/>
         <w:t>&lt;/svg&gt;</w:t>
       </w:r>
@@ -8260,45 +8250,51 @@
           <w:rFonts w:ascii="Consolas" w:hAnsi="Consolas"/>
           <w:sz w:val="16"/>
         </w:rPr>
-        <w:t>&lt;svg xmlns="http://www.w3.org/2000/svg" width="760" height="360" viewBox="0 0 760 360" font-family="Inter, Arial, sans-serif"&gt;</w:t>
-        <w:br/>
-        <w:t>&lt;rect width="760" height="360" fill="#f8fafc"/&gt;</w:t>
-        <w:br/>
-        <w:t>&lt;text x="380" y="34" text-anchor="middle" font-size="20" font-weight="700" fill="#0f172a"&gt;Cloud Architecture - Evaluation and Benchmarking&lt;/text&gt;</w:t>
-        <w:br/>
-        <w:t>&lt;rect x="290" y="162" width="180" height="56" rx="12" fill="#0f172a"/&gt;</w:t>
-        <w:br/>
-        <w:t>&lt;text x="380" y="195" text-anchor="middle" font-size="14" font-weight="700" fill="#ffffff"&gt;LLMs&lt;/text&gt;</w:t>
-        <w:br/>
-        <w:t>&lt;line x1="380" y1="190" x2="380" y2="70" stroke="#94a3b8" stroke-width="2"/&gt;</w:t>
-        <w:br/>
-        <w:t>&lt;rect x="308" y="48" width="144" height="44" rx="10" fill="#ffffff" stroke="#2563eb" stroke-width="2"/&gt;</w:t>
-        <w:br/>
-        <w:t>&lt;text x="380" y="74" text-anchor="middle" font-size="11" fill="#0f172a"&gt;From N-grams to Neu…&lt;/text&gt;</w:t>
-        <w:br/>
-        <w:t>&lt;line x1="380" y1="190" x2="617" y2="153" stroke="#94a3b8" stroke-width="2"/&gt;</w:t>
-        <w:br/>
-        <w:t>&lt;rect x="545" y="131" width="144" height="44" rx="10" fill="#ffffff" stroke="#7c3aed" stroke-width="2"/&gt;</w:t>
-        <w:br/>
-        <w:t>&lt;text x="617" y="157" text-anchor="middle" font-size="11" fill="#0f172a"&gt;Tokenisation and Vo…&lt;/text&gt;</w:t>
-        <w:br/>
-        <w:t>&lt;line x1="380" y1="190" x2="526" y2="287" stroke="#94a3b8" stroke-width="2"/&gt;</w:t>
-        <w:br/>
-        <w:t>&lt;rect x="454" y="265" width="144" height="44" rx="10" fill="#ffffff" stroke="#0891b2" stroke-width="2"/&gt;</w:t>
-        <w:br/>
-        <w:t>&lt;text x="526" y="291" text-anchor="middle" font-size="11" fill="#0f172a"&gt;The Transformer Bac…&lt;/text&gt;</w:t>
-        <w:br/>
-        <w:t>&lt;line x1="380" y1="190" x2="234" y2="287" stroke="#94a3b8" stroke-width="2"/&gt;</w:t>
-        <w:br/>
-        <w:t>&lt;rect x="162" y="265" width="144" height="44" rx="10" fill="#ffffff" stroke="#059669" stroke-width="2"/&gt;</w:t>
-        <w:br/>
-        <w:t>&lt;text x="234" y="291" text-anchor="middle" font-size="11" fill="#0f172a"&gt;Pre-training Object…&lt;/text&gt;</w:t>
-        <w:br/>
-        <w:t>&lt;line x1="380" y1="190" x2="143" y2="153" stroke="#94a3b8" stroke-width="2"/&gt;</w:t>
-        <w:br/>
-        <w:t>&lt;rect x="71" y="131" width="144" height="44" rx="10" fill="#ffffff" stroke="#d97706" stroke-width="2"/&gt;</w:t>
-        <w:br/>
-        <w:t>&lt;text x="143" y="157" text-anchor="middle" font-size="11" fill="#0f172a"&gt;Scaling Laws and Em…&lt;/text&gt;</w:t>
+        <w:t>&lt;svg xmlns="http://www.w3.org/2000/svg" width="760" height="380" viewBox="0 0 760 380" font-family="Inter, Segoe UI, Arial, sans-serif"&gt;</w:t>
+        <w:br/>
+        <w:t>&lt;defs&gt;&lt;marker id="arrow" markerWidth="10" markerHeight="10" refX="8" refY="3" orient="auto" markerUnits="strokeWidth"&gt;&lt;path d="M0,0 L8,3 L0,6 z" fill="#94a3b8"/&gt;&lt;/marker&gt;&lt;marker id="arrowA" markerWidth="10" markerHeight="10" refX="8" refY="3" orient="auto" markerUnits="strokeWidth"&gt;&lt;path d="M0,0 L8,3 L0,6 z" fill="#4338ca"/&gt;&lt;/marker&gt;&lt;/defs&gt;</w:t>
+        <w:br/>
+        <w:t>&lt;rect width="760" height="380" rx="12" fill="#f8fafc"/&gt;</w:t>
+        <w:br/>
+        <w:t>&lt;text x="380" y="30" text-anchor="middle" font-size="17" font-weight="700" fill="#0f172a"&gt;Cloud Architecture - Evaluation and Benchmarking&lt;/text&gt;</w:t>
+        <w:br/>
+        <w:t>&lt;rect x="30" y="48" width="700" height="96" rx="12" fill="#eef2ff" stroke="#e2e8f0"/&gt;</w:t>
+        <w:br/>
+        <w:t>&lt;text x="44" y="66" font-size="11" font-weight="700" fill="#475569"&gt;Consumers&lt;/text&gt;</w:t>
+        <w:br/>
+        <w:t>&lt;rect x="44" y="78" width="150" height="48" rx="10" fill="#ffffff" stroke="#4338ca" stroke-width="2"/&gt;&lt;text x="119.0" y="105.74" text-anchor="middle" font-size="11" font-weight="600" fill="#0f172a"&gt;Users / Apps&lt;/text&gt;</w:t>
+        <w:br/>
+        <w:t>&lt;rect x="208" y="78" width="150" height="48" rx="10" fill="#ffffff" stroke="#7c3aed" stroke-width="2"/&gt;&lt;text x="283.0" y="105.74" text-anchor="middle" font-size="11" font-weight="600" fill="#0f172a"&gt;API Clients&lt;/text&gt;</w:t>
+        <w:br/>
+        <w:t>&lt;rect x="30" y="166" width="700" height="96" rx="12" fill="#f5f3ff" stroke="#e2e8f0"/&gt;</w:t>
+        <w:br/>
+        <w:t>&lt;text x="44" y="184" font-size="11" font-weight="700" fill="#475569"&gt;LLMs Platform&lt;/text&gt;</w:t>
+        <w:br/>
+        <w:t>&lt;rect x="44.0" y="196" width="122.8" height="48" rx="10" fill="#ffffff" stroke="#7c3aed" stroke-width="2"/&gt;&lt;text x="105.4" y="223.74" text-anchor="middle" font-size="11" font-weight="600" fill="#0f172a"&gt;Gateway&lt;/text&gt;</w:t>
+        <w:br/>
+        <w:t>&lt;rect x="180.8" y="196" width="122.8" height="48" rx="10" fill="#ffffff" stroke="#0891b2" stroke-width="2"/&gt;&lt;text x="242.20000000000002" y="223.74" text-anchor="middle" font-size="11" font-weight="600" fill="#0f172a"&gt;From N-grams to Ne…&lt;/text&gt;</w:t>
+        <w:br/>
+        <w:t>&lt;rect x="317.6" y="196" width="122.8" height="48" rx="10" fill="#ffffff" stroke="#059669" stroke-width="2"/&gt;&lt;text x="379.0" y="223.74" text-anchor="middle" font-size="11" font-weight="600" fill="#0f172a"&gt;Tokenisation and V…&lt;/text&gt;</w:t>
+        <w:br/>
+        <w:t>&lt;rect x="454.40000000000003" y="196" width="122.8" height="48" rx="10" fill="#ffffff" stroke="#d97706" stroke-width="2"/&gt;&lt;text x="515.8000000000001" y="223.74" text-anchor="middle" font-size="11" font-weight="600" fill="#0f172a"&gt;The Transformer Ba…&lt;/text&gt;</w:t>
+        <w:br/>
+        <w:t>&lt;rect x="591.2" y="196" width="122.8" height="48" rx="10" fill="#ffffff" stroke="#dc2626" stroke-width="2"/&gt;&lt;text x="652.6" y="223.74" text-anchor="middle" font-size="11" font-weight="600" fill="#0f172a"&gt;Pre-training Objec…&lt;/text&gt;</w:t>
+        <w:br/>
+        <w:t>&lt;rect x="30" y="284" width="700" height="96" rx="12" fill="#ecfeff" stroke="#e2e8f0"/&gt;</w:t>
+        <w:br/>
+        <w:t>&lt;text x="44" y="302" font-size="11" font-weight="700" fill="#475569"&gt;Data &amp;amp; Operations&lt;/text&gt;</w:t>
+        <w:br/>
+        <w:t>&lt;rect x="44" y="314" width="150" height="48" rx="10" fill="#ffffff" stroke="#0891b2" stroke-width="2"/&gt;&lt;text x="119.0" y="341.74" text-anchor="middle" font-size="11" font-weight="600" fill="#0f172a"&gt;Primary Store&lt;/text&gt;</w:t>
+        <w:br/>
+        <w:t>&lt;rect x="208" y="314" width="150" height="48" rx="10" fill="#ffffff" stroke="#059669" stroke-width="2"/&gt;&lt;text x="283.0" y="341.74" text-anchor="middle" font-size="11" font-weight="600" fill="#0f172a"&gt;Vector Index&lt;/text&gt;</w:t>
+        <w:br/>
+        <w:t>&lt;rect x="372" y="314" width="150" height="48" rx="10" fill="#ffffff" stroke="#d97706" stroke-width="2"/&gt;&lt;text x="447.0" y="341.74" text-anchor="middle" font-size="11" font-weight="600" fill="#0f172a"&gt;Observability&lt;/text&gt;</w:t>
+        <w:br/>
+        <w:t>&lt;rect x="536" y="314" width="150" height="48" rx="10" fill="#ffffff" stroke="#dc2626" stroke-width="2"/&gt;&lt;text x="611.0" y="341.74" text-anchor="middle" font-size="11" font-weight="600" fill="#0f172a"&gt;Security&lt;/text&gt;</w:t>
+        <w:br/>
+        <w:t>&lt;line x1="380.0" y1="126" x2="380.0" y2="196" stroke="#4338ca" stroke-width="2" marker-end="url(#arrowA)"/&gt;</w:t>
+        <w:br/>
+        <w:t>&lt;line x1="380.0" y1="244" x2="380.0" y2="314" stroke="#4338ca" stroke-width="2" marker-end="url(#arrowA)"/&gt;</w:t>
         <w:br/>
         <w:t>&lt;/svg&gt;</w:t>
       </w:r>
@@ -9990,45 +9986,39 @@
           <w:rFonts w:ascii="Consolas" w:hAnsi="Consolas"/>
           <w:sz w:val="16"/>
         </w:rPr>
-        <w:t>&lt;svg xmlns="http://www.w3.org/2000/svg" width="760" height="360" viewBox="0 0 760 360" font-family="Inter, Arial, sans-serif"&gt;</w:t>
-        <w:br/>
-        <w:t>&lt;rect width="760" height="360" fill="#f8fafc"/&gt;</w:t>
-        <w:br/>
-        <w:t>&lt;text x="380" y="34" text-anchor="middle" font-size="20" font-weight="700" fill="#0f172a"&gt;Agent Architecture - Cost and Capacity Planning&lt;/text&gt;</w:t>
-        <w:br/>
-        <w:t>&lt;rect x="290" y="162" width="180" height="56" rx="12" fill="#0f172a"/&gt;</w:t>
-        <w:br/>
-        <w:t>&lt;text x="380" y="195" text-anchor="middle" font-size="14" font-weight="700" fill="#ffffff"&gt;LLMs&lt;/text&gt;</w:t>
-        <w:br/>
-        <w:t>&lt;line x1="380" y1="190" x2="380" y2="70" stroke="#94a3b8" stroke-width="2"/&gt;</w:t>
-        <w:br/>
-        <w:t>&lt;rect x="308" y="48" width="144" height="44" rx="10" fill="#ffffff" stroke="#2563eb" stroke-width="2"/&gt;</w:t>
-        <w:br/>
-        <w:t>&lt;text x="380" y="74" text-anchor="middle" font-size="11" fill="#0f172a"&gt;From N-grams to Neu…&lt;/text&gt;</w:t>
-        <w:br/>
-        <w:t>&lt;line x1="380" y1="190" x2="617" y2="153" stroke="#94a3b8" stroke-width="2"/&gt;</w:t>
-        <w:br/>
-        <w:t>&lt;rect x="545" y="131" width="144" height="44" rx="10" fill="#ffffff" stroke="#7c3aed" stroke-width="2"/&gt;</w:t>
-        <w:br/>
-        <w:t>&lt;text x="617" y="157" text-anchor="middle" font-size="11" fill="#0f172a"&gt;Tokenisation and Vo…&lt;/text&gt;</w:t>
-        <w:br/>
-        <w:t>&lt;line x1="380" y1="190" x2="526" y2="287" stroke="#94a3b8" stroke-width="2"/&gt;</w:t>
-        <w:br/>
-        <w:t>&lt;rect x="454" y="265" width="144" height="44" rx="10" fill="#ffffff" stroke="#0891b2" stroke-width="2"/&gt;</w:t>
-        <w:br/>
-        <w:t>&lt;text x="526" y="291" text-anchor="middle" font-size="11" fill="#0f172a"&gt;The Transformer Bac…&lt;/text&gt;</w:t>
-        <w:br/>
-        <w:t>&lt;line x1="380" y1="190" x2="234" y2="287" stroke="#94a3b8" stroke-width="2"/&gt;</w:t>
-        <w:br/>
-        <w:t>&lt;rect x="162" y="265" width="144" height="44" rx="10" fill="#ffffff" stroke="#059669" stroke-width="2"/&gt;</w:t>
-        <w:br/>
-        <w:t>&lt;text x="234" y="291" text-anchor="middle" font-size="11" fill="#0f172a"&gt;Pre-training Object…&lt;/text&gt;</w:t>
-        <w:br/>
-        <w:t>&lt;line x1="380" y1="190" x2="143" y2="153" stroke="#94a3b8" stroke-width="2"/&gt;</w:t>
-        <w:br/>
-        <w:t>&lt;rect x="71" y="131" width="144" height="44" rx="10" fill="#ffffff" stroke="#d97706" stroke-width="2"/&gt;</w:t>
-        <w:br/>
-        <w:t>&lt;text x="143" y="157" text-anchor="middle" font-size="11" fill="#0f172a"&gt;Scaling Laws and Em…&lt;/text&gt;</w:t>
+        <w:t>&lt;svg xmlns="http://www.w3.org/2000/svg" width="760" height="380" viewBox="0 0 760 380" font-family="Inter, Segoe UI, Arial, sans-serif"&gt;</w:t>
+        <w:br/>
+        <w:t>&lt;defs&gt;&lt;marker id="arrow" markerWidth="10" markerHeight="10" refX="8" refY="3" orient="auto" markerUnits="strokeWidth"&gt;&lt;path d="M0,0 L8,3 L0,6 z" fill="#94a3b8"/&gt;&lt;/marker&gt;&lt;marker id="arrowA" markerWidth="10" markerHeight="10" refX="8" refY="3" orient="auto" markerUnits="strokeWidth"&gt;&lt;path d="M0,0 L8,3 L0,6 z" fill="#4338ca"/&gt;&lt;/marker&gt;&lt;/defs&gt;</w:t>
+        <w:br/>
+        <w:t>&lt;rect width="760" height="380" rx="12" fill="#f8fafc"/&gt;</w:t>
+        <w:br/>
+        <w:t>&lt;text x="380" y="30" text-anchor="middle" font-size="17" font-weight="700" fill="#0f172a"&gt;Agent Architecture - Cost and Capacity Planning&lt;/text&gt;</w:t>
+        <w:br/>
+        <w:t>&lt;rect x="40.0" y="166.0" width="104" height="60" rx="10" fill="#ffffff" stroke="#4338ca" stroke-width="2"/&gt;&lt;text x="92.0" y="200.08" text-anchor="middle" font-size="12" font-weight="600" fill="#0f172a"&gt;Goal&lt;/text&gt;</w:t>
+        <w:br/>
+        <w:t>&lt;rect x="155.2" y="166.0" width="104" height="60" rx="10" fill="#ffffff" stroke="#7c3aed" stroke-width="2"/&gt;&lt;text x="207.2" y="200.08" text-anchor="middle" font-size="12" font-weight="600" fill="#0f172a"&gt;Plan&lt;/text&gt;</w:t>
+        <w:br/>
+        <w:t>&lt;line x1="144.0" y1="196.0" x2="155.2" y2="196.0" stroke="#4338ca" stroke-width="2" marker-end="url(#arrowA)"/&gt;</w:t>
+        <w:br/>
+        <w:t>&lt;rect x="270.4" y="166.0" width="104" height="60" rx="10" fill="#ffffff" stroke="#0891b2" stroke-width="2"/&gt;&lt;text x="322.4" y="200.08" text-anchor="middle" font-size="12" font-weight="600" fill="#0f172a"&gt;Tool Call&lt;/text&gt;</w:t>
+        <w:br/>
+        <w:t>&lt;line x1="259.2" y1="196.0" x2="270.4" y2="196.0" stroke="#4338ca" stroke-width="2" marker-end="url(#arrowA)"/&gt;</w:t>
+        <w:br/>
+        <w:t>&lt;rect x="385.6" y="166.0" width="104" height="60" rx="10" fill="#ffffff" stroke="#059669" stroke-width="2"/&gt;&lt;text x="437.6" y="200.08" text-anchor="middle" font-size="12" font-weight="600" fill="#0f172a"&gt;Observe&lt;/text&gt;</w:t>
+        <w:br/>
+        <w:t>&lt;line x1="374.4" y1="196.0" x2="385.6" y2="196.0" stroke="#4338ca" stroke-width="2" marker-end="url(#arrowA)"/&gt;</w:t>
+        <w:br/>
+        <w:t>&lt;rect x="500.8" y="166.0" width="104" height="60" rx="10" fill="#ffffff" stroke="#d97706" stroke-width="2"/&gt;&lt;text x="552.8" y="200.08" text-anchor="middle" font-size="12" font-weight="600" fill="#0f172a"&gt;Reflect&lt;/text&gt;</w:t>
+        <w:br/>
+        <w:t>&lt;line x1="489.6" y1="196.0" x2="500.8" y2="196.0" stroke="#4338ca" stroke-width="2" marker-end="url(#arrowA)"/&gt;</w:t>
+        <w:br/>
+        <w:t>&lt;rect x="616.0" y="166.0" width="104" height="60" rx="10" fill="#ffffff" stroke="#dc2626" stroke-width="2"/&gt;&lt;text x="668.0" y="200.08" text-anchor="middle" font-size="12" font-weight="600" fill="#0f172a"&gt;Act&lt;/text&gt;</w:t>
+        <w:br/>
+        <w:t>&lt;line x1="604.8" y1="196.0" x2="616.0" y2="196.0" stroke="#4338ca" stroke-width="2" marker-end="url(#arrowA)"/&gt;</w:t>
+        <w:br/>
+        <w:t>&lt;path d="M668.0,226.0 q0,46 -288.0,46 q-288.0,0 -288.0,-46" fill="none" stroke="#cbd5e1" stroke-width="1.6" stroke-dasharray="5 4" marker-end="url(#arrow)"/&gt;</w:t>
+        <w:br/>
+        <w:t>&lt;text x="380.0" y="288.0" text-anchor="middle" font-size="9.5" fill="#94a3b8"&gt;feedback / monitoring loop&lt;/text&gt;</w:t>
         <w:br/>
         <w:t>&lt;/svg&gt;</w:t>
       </w:r>
@@ -14273,45 +14263,41 @@
           <w:rFonts w:ascii="Consolas" w:hAnsi="Consolas"/>
           <w:sz w:val="16"/>
         </w:rPr>
-        <w:t>&lt;svg xmlns="http://www.w3.org/2000/svg" width="760" height="360" viewBox="0 0 760 360" font-family="Inter, Arial, sans-serif"&gt;</w:t>
-        <w:br/>
-        <w:t>&lt;rect width="760" height="360" fill="#f8fafc"/&gt;</w:t>
-        <w:br/>
-        <w:t>&lt;text x="380" y="34" text-anchor="middle" font-size="20" font-weight="700" fill="#0f172a"&gt;Capability Map - Case Study: Enterprise Search at Scale&lt;/text&gt;</w:t>
-        <w:br/>
-        <w:t>&lt;rect x="290" y="162" width="180" height="56" rx="12" fill="#0f172a"/&gt;</w:t>
-        <w:br/>
-        <w:t>&lt;text x="380" y="195" text-anchor="middle" font-size="14" font-weight="700" fill="#ffffff"&gt;LLMs&lt;/text&gt;</w:t>
-        <w:br/>
-        <w:t>&lt;line x1="380" y1="190" x2="380" y2="70" stroke="#94a3b8" stroke-width="2"/&gt;</w:t>
-        <w:br/>
-        <w:t>&lt;rect x="308" y="48" width="144" height="44" rx="10" fill="#ffffff" stroke="#2563eb" stroke-width="2"/&gt;</w:t>
-        <w:br/>
-        <w:t>&lt;text x="380" y="74" text-anchor="middle" font-size="11" fill="#0f172a"&gt;From N-grams to Neu…&lt;/text&gt;</w:t>
-        <w:br/>
-        <w:t>&lt;line x1="380" y1="190" x2="617" y2="153" stroke="#94a3b8" stroke-width="2"/&gt;</w:t>
-        <w:br/>
-        <w:t>&lt;rect x="545" y="131" width="144" height="44" rx="10" fill="#ffffff" stroke="#7c3aed" stroke-width="2"/&gt;</w:t>
-        <w:br/>
-        <w:t>&lt;text x="617" y="157" text-anchor="middle" font-size="11" fill="#0f172a"&gt;Tokenisation and Vo…&lt;/text&gt;</w:t>
-        <w:br/>
-        <w:t>&lt;line x1="380" y1="190" x2="526" y2="287" stroke="#94a3b8" stroke-width="2"/&gt;</w:t>
-        <w:br/>
-        <w:t>&lt;rect x="454" y="265" width="144" height="44" rx="10" fill="#ffffff" stroke="#0891b2" stroke-width="2"/&gt;</w:t>
-        <w:br/>
-        <w:t>&lt;text x="526" y="291" text-anchor="middle" font-size="11" fill="#0f172a"&gt;The Transformer Bac…&lt;/text&gt;</w:t>
-        <w:br/>
-        <w:t>&lt;line x1="380" y1="190" x2="234" y2="287" stroke="#94a3b8" stroke-width="2"/&gt;</w:t>
-        <w:br/>
-        <w:t>&lt;rect x="162" y="265" width="144" height="44" rx="10" fill="#ffffff" stroke="#059669" stroke-width="2"/&gt;</w:t>
-        <w:br/>
-        <w:t>&lt;text x="234" y="291" text-anchor="middle" font-size="11" fill="#0f172a"&gt;Pre-training Object…&lt;/text&gt;</w:t>
-        <w:br/>
-        <w:t>&lt;line x1="380" y1="190" x2="143" y2="153" stroke="#94a3b8" stroke-width="2"/&gt;</w:t>
-        <w:br/>
-        <w:t>&lt;rect x="71" y="131" width="144" height="44" rx="10" fill="#ffffff" stroke="#d97706" stroke-width="2"/&gt;</w:t>
-        <w:br/>
-        <w:t>&lt;text x="143" y="157" text-anchor="middle" font-size="11" fill="#0f172a"&gt;Scaling Laws and Em…&lt;/text&gt;</w:t>
+        <w:t>&lt;svg xmlns="http://www.w3.org/2000/svg" width="760" height="380" viewBox="0 0 760 380" font-family="Inter, Segoe UI, Arial, sans-serif"&gt;</w:t>
+        <w:br/>
+        <w:t>&lt;defs&gt;&lt;marker id="arrow" markerWidth="10" markerHeight="10" refX="8" refY="3" orient="auto" markerUnits="strokeWidth"&gt;&lt;path d="M0,0 L8,3 L0,6 z" fill="#94a3b8"/&gt;&lt;/marker&gt;&lt;marker id="arrowA" markerWidth="10" markerHeight="10" refX="8" refY="3" orient="auto" markerUnits="strokeWidth"&gt;&lt;path d="M0,0 L8,3 L0,6 z" fill="#4338ca"/&gt;&lt;/marker&gt;&lt;/defs&gt;</w:t>
+        <w:br/>
+        <w:t>&lt;rect width="760" height="380" rx="12" fill="#f8fafc"/&gt;</w:t>
+        <w:br/>
+        <w:t>&lt;text x="380" y="30" text-anchor="middle" font-size="17" font-weight="700" fill="#0f172a"&gt;Capability Map - Case Study: Enterprise Search at Scale&lt;/text&gt;</w:t>
+        <w:br/>
+        <w:t>&lt;circle cx="380.0" cy="198.0" r="46" fill="#0f172a"/&gt;</w:t>
+        <w:br/>
+        <w:t>&lt;text x="380.0" y="202.0" text-anchor="middle" font-size="12" font-weight="700" fill="#ffffff"&gt;LLMs&lt;/text&gt;</w:t>
+        <w:br/>
+        <w:t>&lt;line x1="380.0" y1="152.0" x2="380.0" y2="92.0" stroke="#94a3b8" stroke-width="2" marker-end="url(#arrow)"/&gt;</w:t>
+        <w:br/>
+        <w:t>&lt;rect x="306.0" y="58.0" width="148" height="44" rx="10" fill="#ffffff" stroke="#4338ca" stroke-width="2"/&gt;&lt;text x="380.0" y="83.74" text-anchor="middle" font-size="11" font-weight="600" fill="#0f172a"&gt;From N-grams to Neural …&lt;/text&gt;</w:t>
+        <w:br/>
+        <w:t>&lt;line x1="419.83716857408416" y1="175.0" x2="575.7217412552832" y2="145.0" stroke="#94a3b8" stroke-width="2" marker-end="url(#arrow)"/&gt;</w:t>
+        <w:br/>
+        <w:t>&lt;rect x="522.5063509461097" y="117.0" width="148" height="44" rx="10" fill="#ffffff" stroke="#7c3aed" stroke-width="2"/&gt;&lt;text x="596.5063509461097" y="142.74" text-anchor="middle" font-size="11" font-weight="600" fill="#0f172a"&gt;Tokenisation and Vocabu…&lt;/text&gt;</w:t>
+        <w:br/>
+        <w:t>&lt;line x1="419.83716857408416" y1="221.0" x2="575.7217412552832" y2="251.0" stroke="#94a3b8" stroke-width="2" marker-end="url(#arrow)"/&gt;</w:t>
+        <w:br/>
+        <w:t>&lt;rect x="522.5063509461097" y="235.0" width="148" height="44" rx="10" fill="#ffffff" stroke="#0891b2" stroke-width="2"/&gt;&lt;text x="596.5063509461097" y="260.74" text-anchor="middle" font-size="11" font-weight="600" fill="#0f172a"&gt;The Transformer Backbon…&lt;/text&gt;</w:t>
+        <w:br/>
+        <w:t>&lt;line x1="380.0" y1="244.0" x2="380.0" y2="304.0" stroke="#94a3b8" stroke-width="2" marker-end="url(#arrow)"/&gt;</w:t>
+        <w:br/>
+        <w:t>&lt;rect x="306.0" y="294.0" width="148" height="44" rx="10" fill="#ffffff" stroke="#059669" stroke-width="2"/&gt;&lt;text x="380.0" y="319.74" text-anchor="middle" font-size="11" font-weight="600" fill="#0f172a"&gt;Pre-training Objectives…&lt;/text&gt;</w:t>
+        <w:br/>
+        <w:t>&lt;line x1="340.16283142591584" y1="221.0" x2="184.2782587447169" y2="251.00000000000006" stroke="#94a3b8" stroke-width="2" marker-end="url(#arrow)"/&gt;</w:t>
+        <w:br/>
+        <w:t>&lt;rect x="89.49364905389038" y="235.00000000000006" width="148" height="44" rx="10" fill="#ffffff" stroke="#d97706" stroke-width="2"/&gt;&lt;text x="163.49364905389038" y="260.74000000000007" text-anchor="middle" font-size="11" font-weight="600" fill="#0f172a"&gt;Scaling Laws and Emerge…&lt;/text&gt;</w:t>
+        <w:br/>
+        <w:t>&lt;line x1="340.16283142591584" y1="175.0" x2="184.27825874471688" y2="145.0" stroke="#94a3b8" stroke-width="2" marker-end="url(#arrow)"/&gt;</w:t>
+        <w:br/>
+        <w:t>&lt;rect x="89.49364905389035" y="117.0" width="148" height="44" rx="10" fill="#ffffff" stroke="#dc2626" stroke-width="2"/&gt;&lt;text x="163.49364905389035" y="142.74" text-anchor="middle" font-size="11" font-weight="600" fill="#0f172a"&gt;Instruction Tuning and …&lt;/text&gt;</w:t>
         <w:br/>
         <w:t>&lt;/svg&gt;</w:t>
       </w:r>

--- a/content/llms/llms-foundations/llms-foundations.docx
+++ b/content/llms/llms-foundations/llms-foundations.docx
@@ -3783,7 +3783,7 @@
           <w:rFonts w:ascii="Consolas" w:hAnsi="Consolas"/>
           <w:sz w:val="16"/>
         </w:rPr>
-        <w:t>&lt;svg xmlns="http://www.w3.org/2000/svg" width="840" height="460" data-tpl="layered" data-pal="10-2" viewBox="0 0 840 460" font-family="Inter, Segoe UI, Arial, sans-serif"&gt;&lt;defs&gt;&lt;marker id="ar" markerWidth="9" markerHeight="9" refX="7" refY="3" orient="auto"&gt;&lt;path d="M0,0 L7,3 L0,6 z" fill="#94a3b8"/&gt;&lt;/marker&gt;&lt;marker id="arw" markerWidth="9" markerHeight="9" refX="7" refY="3" orient="auto"&gt;&lt;path d="M0,0 L7,3 L0,6 z" fill="#ffffff"/&gt;&lt;/marker&gt;&lt;filter id="sh" x="-20%" y="-20%" width="140%" height="140%"&gt;&lt;feDropShadow dx="0" dy="2" stdDeviation="3" flood-color="#0f172a" flood-opacity="0.16"/&gt;&lt;/filter&gt;&lt;/defs&gt;&lt;defs&gt;&lt;linearGradient id="bnaebeb5b" x1="0" y1="0" x2="1" y2="0"&gt;&lt;stop offset="0" stop-color="#15803d"/&gt;&lt;stop offset="1" stop-color="#16a34a"/&gt;&lt;/linearGradient&gt;&lt;/defs&gt;&lt;rect width="840" height="460" rx="14" fill="#ffffff"/&gt;&lt;rect x="0" y="0" width="840" height="48" rx="14" fill="url(#bnaebeb5b)"/&gt;&lt;rect x="0" y="32" width="840" height="16" fill="url(#bnaebeb5b)"/&gt;&lt;text x="420" y="25" text-anchor="middle" font-size="15" font-weight="700" fill="#ffffff" dominant-baseline="middle"&gt;Operating Model - Scaling Laws and Emergent Abilities&lt;/text&gt;&lt;rect x="28" y="64" width="784" height="104" rx="14" fill="#f8fafc" stroke="#e2e8f0" stroke-width="1"/&gt;&lt;text x="42" y="80" text-anchor="start" font-size="11" font-weight="700" fill="#64748b" dominant-baseline="middle"&gt;Experience&lt;/text&gt;&lt;rect x="42" y="96" width="371" height="52" rx="11" fill="#15803d" filter="url(#sh)"/&gt;&lt;text x="228" y="122" text-anchor="middle" font-size="11" font-weight="600" fill="#ffffff" dominant-baseline="middle"&gt;Instruction Tuning and Alignment&lt;/text&gt;&lt;rect x="427" y="96" width="371" height="52" rx="11" fill="#16a34a" filter="url(#sh)"/&gt;&lt;text x="612" y="122" text-anchor="middle" font-size="11" font-weight="600" fill="#ffffff" dominant-baseline="middle"&gt;Context Windows and Long-Context Techniques&lt;/text&gt;&lt;rect x="28" y="186" width="784" height="104" rx="14" fill="#f8fafc" stroke="#e2e8f0" stroke-width="1"/&gt;&lt;text x="42" y="202" text-anchor="start" font-size="11" font-weight="700" fill="#64748b" dominant-baseline="middle"&gt;Platform&lt;/text&gt;&lt;rect x="42" y="218" width="178" height="52" rx="11" fill="#16a34a" filter="url(#sh)"/&gt;&lt;text x="131" y="244" text-anchor="middle" font-size="11" font-weight="600" fill="#ffffff" dominant-baseline="middle"&gt;Serving LLMs at Scale&lt;/text&gt;&lt;rect x="234" y="218" width="178" height="52" rx="11" fill="#22c55e" filter="url(#sh)"/&gt;&lt;text x="324" y="244" text-anchor="middle" font-size="11" font-weight="600" fill="#ffffff" dominant-baseline="middle"&gt;Evaluation and Benchmarking&lt;/text&gt;&lt;rect x="427" y="218" width="178" height="52" rx="11" fill="#4ade80" filter="url(#sh)"/&gt;&lt;text x="516" y="244" text-anchor="middle" font-size="11" font-weight="600" fill="#ffffff" dominant-baseline="middle"&gt;Hallucination and Factuality&lt;/text&gt;&lt;rect x="620" y="218" width="178" height="52" rx="11" fill="#14532d" filter="url(#sh)"/&gt;&lt;text x="709" y="244" text-anchor="middle" font-size="11" font-weight="600" fill="#ffffff" dominant-baseline="middle"&gt;Cost and Capacity Planning&lt;/text&gt;&lt;rect x="28" y="308" width="784" height="104" rx="14" fill="#f8fafc" stroke="#e2e8f0" stroke-width="1"/&gt;&lt;text x="42" y="324" text-anchor="start" font-size="11" font-weight="700" fill="#64748b" dominant-baseline="middle"&gt;Data &amp;amp; Operations&lt;/text&gt;&lt;rect x="42" y="340" width="178" height="52" rx="11" fill="#22c55e" filter="url(#sh)"/&gt;&lt;text x="131" y="366" text-anchor="middle" font-size="11" font-weight="600" fill="#ffffff" dominant-baseline="middle"&gt;Store&lt;/text&gt;&lt;rect x="234" y="340" width="178" height="52" rx="11" fill="#4ade80" filter="url(#sh)"/&gt;&lt;text x="324" y="366" text-anchor="middle" font-size="11" font-weight="600" fill="#ffffff" dominant-baseline="middle"&gt;Index&lt;/text&gt;&lt;rect x="427" y="340" width="178" height="52" rx="11" fill="#14532d" filter="url(#sh)"/&gt;&lt;text x="516" y="366" text-anchor="middle" font-size="11" font-weight="600" fill="#ffffff" dominant-baseline="middle"&gt;Observability&lt;/text&gt;&lt;rect x="620" y="340" width="178" height="52" rx="11" fill="#166534" filter="url(#sh)"/&gt;&lt;text x="709" y="366" text-anchor="middle" font-size="11" font-weight="600" fill="#ffffff" dominant-baseline="middle"&gt;Security&lt;/text&gt;&lt;text x="28" y="446" text-anchor="start" font-size="9.5" font-weight="500" fill="#64748b" dominant-baseline="middle"&gt;LLMs  •  Operating Model&lt;/text&gt;&lt;/svg&gt;</w:t>
+        <w:t>&lt;svg xmlns="http://www.w3.org/2000/svg" width="840" height="460" data-tpl="layered" data-pal="10-2" viewBox="0 0 840 460" font-family="Inter, Segoe UI, Arial, sans-serif"&gt;&lt;defs&gt;&lt;marker id="ar" markerWidth="9" markerHeight="9" refX="7" refY="3" orient="auto"&gt;&lt;path d="M0,0 L7,3 L0,6 z" fill="#94a3b8"/&gt;&lt;/marker&gt;&lt;marker id="arw" markerWidth="9" markerHeight="9" refX="7" refY="3" orient="auto"&gt;&lt;path d="M0,0 L7,3 L0,6 z" fill="#ffffff"/&gt;&lt;/marker&gt;&lt;filter id="sh" x="-20%" y="-20%" width="140%" height="140%"&gt;&lt;feDropShadow dx="0" dy="2" stdDeviation="3" flood-color="#0f172a" flood-opacity="0.16"/&gt;&lt;/filter&gt;&lt;/defs&gt;&lt;defs&gt;&lt;linearGradient id="bnaebeb5b" x1="0" y1="0" x2="1" y2="0"&gt;&lt;stop offset="0" stop-color="#15803d"/&gt;&lt;stop offset="1" stop-color="#16a34a"/&gt;&lt;/linearGradient&gt;&lt;/defs&gt;&lt;rect width="840" height="460" rx="14" fill="#ffffff"/&gt;&lt;rect x="0" y="0" width="840" height="48" rx="14" fill="url(#bnaebeb5b)"/&gt;&lt;rect x="0" y="32" width="840" height="16" fill="url(#bnaebeb5b)"/&gt;&lt;text x="420" y="25" text-anchor="middle" font-size="14.5" font-weight="700" fill="#ffffff" dominant-baseline="middle"&gt;Operating Model - Scaling Laws and Emergent Abilities&lt;/text&gt;&lt;rect x="28" y="64" width="784" height="104" rx="14" fill="#f8fafc" stroke="#e2e8f0" stroke-width="1"/&gt;&lt;text x="42" y="80" text-anchor="start" font-size="11" font-weight="700" fill="#64748b" dominant-baseline="middle"&gt;Experience&lt;/text&gt;&lt;rect x="42" y="96" width="371" height="52" rx="11" fill="#15803d" filter="url(#sh)"/&gt;&lt;text x="228" y="122" text-anchor="middle" font-size="11" font-weight="600" fill="#ffffff" dominant-baseline="middle"&gt;Instruction Tuning and Alignment&lt;/text&gt;&lt;rect x="427" y="96" width="371" height="52" rx="11" fill="#16a34a" filter="url(#sh)"/&gt;&lt;text x="612" y="122" text-anchor="middle" font-size="11" font-weight="600" fill="#ffffff" dominant-baseline="middle"&gt;Context Windows and Long-Context Techniques&lt;/text&gt;&lt;rect x="28" y="186" width="784" height="104" rx="14" fill="#f8fafc" stroke="#e2e8f0" stroke-width="1"/&gt;&lt;text x="42" y="202" text-anchor="start" font-size="11" font-weight="700" fill="#64748b" dominant-baseline="middle"&gt;Platform&lt;/text&gt;&lt;rect x="42" y="218" width="178" height="52" rx="11" fill="#16a34a" filter="url(#sh)"/&gt;&lt;text x="131" y="244" text-anchor="middle" font-size="11" font-weight="600" fill="#ffffff" dominant-baseline="middle"&gt;Serving LLMs at Scale&lt;/text&gt;&lt;rect x="234" y="218" width="178" height="52" rx="11" fill="#22c55e" filter="url(#sh)"/&gt;&lt;text x="324" y="244" text-anchor="middle" font-size="11" font-weight="600" fill="#ffffff" dominant-baseline="middle"&gt;Evaluation and Benchmarking&lt;/text&gt;&lt;rect x="427" y="218" width="178" height="52" rx="11" fill="#4ade80" filter="url(#sh)"/&gt;&lt;text x="516" y="244" text-anchor="middle" font-size="11" font-weight="600" fill="#ffffff" dominant-baseline="middle"&gt;Hallucination and Factuality&lt;/text&gt;&lt;rect x="620" y="218" width="178" height="52" rx="11" fill="#14532d" filter="url(#sh)"/&gt;&lt;text x="709" y="244" text-anchor="middle" font-size="11" font-weight="600" fill="#ffffff" dominant-baseline="middle"&gt;Cost and Capacity Planning&lt;/text&gt;&lt;rect x="28" y="308" width="784" height="104" rx="14" fill="#f8fafc" stroke="#e2e8f0" stroke-width="1"/&gt;&lt;text x="42" y="324" text-anchor="start" font-size="11" font-weight="700" fill="#64748b" dominant-baseline="middle"&gt;Data &amp;amp; Operations&lt;/text&gt;&lt;rect x="42" y="340" width="178" height="52" rx="11" fill="#22c55e" filter="url(#sh)"/&gt;&lt;text x="131" y="366" text-anchor="middle" font-size="11" font-weight="600" fill="#ffffff" dominant-baseline="middle"&gt;Store&lt;/text&gt;&lt;rect x="234" y="340" width="178" height="52" rx="11" fill="#4ade80" filter="url(#sh)"/&gt;&lt;text x="324" y="366" text-anchor="middle" font-size="11" font-weight="600" fill="#ffffff" dominant-baseline="middle"&gt;Index&lt;/text&gt;&lt;rect x="427" y="340" width="178" height="52" rx="11" fill="#14532d" filter="url(#sh)"/&gt;&lt;text x="516" y="366" text-anchor="middle" font-size="11" font-weight="600" fill="#ffffff" dominant-baseline="middle"&gt;Observability&lt;/text&gt;&lt;rect x="620" y="340" width="178" height="52" rx="11" fill="#166534" filter="url(#sh)"/&gt;&lt;text x="709" y="366" text-anchor="middle" font-size="11" font-weight="600" fill="#ffffff" dominant-baseline="middle"&gt;Security&lt;/text&gt;&lt;text x="28" y="446" text-anchor="start" font-size="9.5" font-weight="500" fill="#64748b" dominant-baseline="middle"&gt;LLMs  •  Operating Model&lt;/text&gt;&lt;/svg&gt;</w:t>
       </w:r>
     </w:p>
     <w:p>
@@ -4648,7 +4648,7 @@
           <w:rFonts w:ascii="Consolas" w:hAnsi="Consolas"/>
           <w:sz w:val="16"/>
         </w:rPr>
-        <w:t>&lt;svg xmlns="http://www.w3.org/2000/svg" width="840" height="460" data-tpl="cycle" data-pal="1-1" viewBox="0 0 840 460" font-family="Inter, Segoe UI, Arial, sans-serif"&gt;&lt;defs&gt;&lt;marker id="ar" markerWidth="9" markerHeight="9" refX="7" refY="3" orient="auto"&gt;&lt;path d="M0,0 L7,3 L0,6 z" fill="#94a3b8"/&gt;&lt;/marker&gt;&lt;marker id="arw" markerWidth="9" markerHeight="9" refX="7" refY="3" orient="auto"&gt;&lt;path d="M0,0 L7,3 L0,6 z" fill="#ffffff"/&gt;&lt;/marker&gt;&lt;filter id="sh" x="-20%" y="-20%" width="140%" height="140%"&gt;&lt;feDropShadow dx="0" dy="2" stdDeviation="3" flood-color="#0f172a" flood-opacity="0.16"/&gt;&lt;/filter&gt;&lt;/defs&gt;&lt;defs&gt;&lt;linearGradient id="bn289a20e" x1="0" y1="0" x2="1" y2="0"&gt;&lt;stop offset="0" stop-color="#0891b2"/&gt;&lt;stop offset="1" stop-color="#0ea5e9"/&gt;&lt;/linearGradient&gt;&lt;/defs&gt;&lt;rect width="840" height="460" rx="14" fill="#ffffff"/&gt;&lt;rect x="0" y="0" width="840" height="48" rx="14" fill="url(#bn289a20e)"/&gt;&lt;rect x="0" y="32" width="840" height="16" fill="url(#bn289a20e)"/&gt;&lt;text x="420" y="25" text-anchor="middle" font-size="15" font-weight="700" fill="#ffffff" dominant-baseline="middle"&gt;CI/CD Pipeline - Instruction Tuning and Alignment&lt;/text&gt;&lt;rect x="348" y="86" width="144" height="44" rx="11" fill="#0891b2" filter="url(#sh)"/&gt;&lt;text x="420" y="108" text-anchor="middle" font-size="11" font-weight="600" fill="#ffffff" dominant-baseline="middle"&gt;Serving LLMs at Scale&lt;/text&gt;&lt;rect x="472" y="176" width="144" height="44" rx="11" fill="#0ea5e9" filter="url(#sh)"/&gt;&lt;text x="544" y="198" text-anchor="middle" font-size="11" font-weight="600" fill="#ffffff" dominant-baseline="middle"&gt;Evaluation and Benchma…&lt;/text&gt;&lt;rect x="424" y="321" width="144" height="44" rx="11" fill="#38bdf8" filter="url(#sh)"/&gt;&lt;text x="496" y="343" text-anchor="middle" font-size="11" font-weight="600" fill="#ffffff" dominant-baseline="middle"&gt;Hallucination and Fact…&lt;/text&gt;&lt;rect x="272" y="321" width="144" height="44" rx="11" fill="#0284c7" filter="url(#sh)"/&gt;&lt;text x="344" y="343" text-anchor="middle" font-size="11" font-weight="600" fill="#ffffff" dominant-baseline="middle"&gt;Cost and Capacity Plan…&lt;/text&gt;&lt;rect x="224" y="176" width="144" height="44" rx="11" fill="#075985" filter="url(#sh)"/&gt;&lt;text x="296" y="198" text-anchor="middle" font-size="11" font-weight="600" fill="#ffffff" dominant-baseline="middle"&gt;Safety and Alignment i…&lt;/text&gt;&lt;path d="M461,147 A100,100 0 0 1 494,171" fill="none" stroke="#cbd5e1" stroke-width="2" marker-end="url(#ar)"/&gt;&lt;path d="M519,249 A100,100 0 0 1 507,288" fill="none" stroke="#cbd5e1" stroke-width="2" marker-end="url(#ar)"/&gt;&lt;path d="M441,336 A100,100 0 0 1 399,336" fill="none" stroke="#cbd5e1" stroke-width="2" marker-end="url(#ar)"/&gt;&lt;path d="M333,288 A100,100 0 0 1 321,249" fill="none" stroke="#cbd5e1" stroke-width="2" marker-end="url(#ar)"/&gt;&lt;path d="M346,171 A100,100 0 0 1 379,147" fill="none" stroke="#cbd5e1" stroke-width="2" marker-end="url(#ar)"/&gt;&lt;text x="420" y="238" text-anchor="middle" font-size="12" font-weight="600" fill="#64748b" dominant-baseline="middle"&gt;continuous&lt;/text&gt;&lt;text x="28" y="446" text-anchor="start" font-size="9.5" font-weight="500" fill="#64748b" dominant-baseline="middle"&gt;LLMs  •  CI/CD Pipeline&lt;/text&gt;&lt;/svg&gt;</w:t>
+        <w:t>&lt;svg xmlns="http://www.w3.org/2000/svg" width="840" height="460" data-tpl="cycle" data-pal="1-1" viewBox="0 0 840 460" font-family="Inter, Segoe UI, Arial, sans-serif"&gt;&lt;defs&gt;&lt;marker id="ar" markerWidth="9" markerHeight="9" refX="7" refY="3" orient="auto"&gt;&lt;path d="M0,0 L7,3 L0,6 z" fill="#94a3b8"/&gt;&lt;/marker&gt;&lt;marker id="arw" markerWidth="9" markerHeight="9" refX="7" refY="3" orient="auto"&gt;&lt;path d="M0,0 L7,3 L0,6 z" fill="#ffffff"/&gt;&lt;/marker&gt;&lt;filter id="sh" x="-20%" y="-20%" width="140%" height="140%"&gt;&lt;feDropShadow dx="0" dy="2" stdDeviation="3" flood-color="#0f172a" flood-opacity="0.16"/&gt;&lt;/filter&gt;&lt;/defs&gt;&lt;defs&gt;&lt;linearGradient id="bn289a20e" x1="0" y1="0" x2="1" y2="0"&gt;&lt;stop offset="0" stop-color="#0891b2"/&gt;&lt;stop offset="1" stop-color="#0ea5e9"/&gt;&lt;/linearGradient&gt;&lt;/defs&gt;&lt;rect width="840" height="460" rx="14" fill="#ffffff"/&gt;&lt;rect x="0" y="0" width="840" height="48" rx="14" fill="url(#bn289a20e)"/&gt;&lt;rect x="0" y="32" width="840" height="16" fill="url(#bn289a20e)"/&gt;&lt;text x="420" y="25" text-anchor="middle" font-size="14.5" font-weight="700" fill="#ffffff" dominant-baseline="middle"&gt;CI/CD Pipeline - Instruction Tuning and Alignment&lt;/text&gt;&lt;rect x="348" y="86" width="144" height="44" rx="11" fill="#0891b2" filter="url(#sh)"/&gt;&lt;text x="420" y="108" text-anchor="middle" font-size="11" font-weight="600" fill="#ffffff" dominant-baseline="middle"&gt;Serving LLMs at Scale&lt;/text&gt;&lt;rect x="472" y="176" width="144" height="44" rx="11" fill="#0ea5e9" filter="url(#sh)"/&gt;&lt;text x="544" y="192" text-anchor="middle" font-size="9.5" font-weight="600" fill="#ffffff" dominant-baseline="middle"&gt;Evaluation and&lt;/text&gt;&lt;text x="544" y="203" text-anchor="middle" font-size="9.5" font-weight="600" fill="#ffffff" dominant-baseline="middle"&gt;Benchmarking&lt;/text&gt;&lt;rect x="424" y="321" width="144" height="44" rx="11" fill="#38bdf8" filter="url(#sh)"/&gt;&lt;text x="496" y="338" text-anchor="middle" font-size="9.5" font-weight="600" fill="#ffffff" dominant-baseline="middle"&gt;Hallucination and&lt;/text&gt;&lt;text x="496" y="349" text-anchor="middle" font-size="9.5" font-weight="600" fill="#ffffff" dominant-baseline="middle"&gt;Factuality&lt;/text&gt;&lt;rect x="272" y="321" width="144" height="44" rx="11" fill="#0284c7" filter="url(#sh)"/&gt;&lt;text x="344" y="343" text-anchor="middle" font-size="9.5" font-weight="600" fill="#ffffff" dominant-baseline="middle"&gt;Cost and Capacity Planning&lt;/text&gt;&lt;rect x="224" y="176" width="144" height="44" rx="11" fill="#075985" filter="url(#sh)"/&gt;&lt;text x="296" y="192" text-anchor="middle" font-size="9.5" font-weight="600" fill="#ffffff" dominant-baseline="middle"&gt;Safety and Alignment in&lt;/text&gt;&lt;text x="296" y="203" text-anchor="middle" font-size="9.5" font-weight="600" fill="#ffffff" dominant-baseline="middle"&gt;Production&lt;/text&gt;&lt;path d="M461,147 A100,100 0 0 1 494,171" fill="none" stroke="#cbd5e1" stroke-width="2" marker-end="url(#ar)"/&gt;&lt;path d="M519,249 A100,100 0 0 1 507,288" fill="none" stroke="#cbd5e1" stroke-width="2" marker-end="url(#ar)"/&gt;&lt;path d="M441,336 A100,100 0 0 1 399,336" fill="none" stroke="#cbd5e1" stroke-width="2" marker-end="url(#ar)"/&gt;&lt;path d="M333,288 A100,100 0 0 1 321,249" fill="none" stroke="#cbd5e1" stroke-width="2" marker-end="url(#ar)"/&gt;&lt;path d="M346,171 A100,100 0 0 1 379,147" fill="none" stroke="#cbd5e1" stroke-width="2" marker-end="url(#ar)"/&gt;&lt;text x="420" y="238" text-anchor="middle" font-size="12" font-weight="600" fill="#64748b" dominant-baseline="middle"&gt;continuous&lt;/text&gt;&lt;text x="28" y="446" text-anchor="start" font-size="9.5" font-weight="500" fill="#64748b" dominant-baseline="middle"&gt;LLMs  •  CI/CD Pipeline&lt;/text&gt;&lt;/svg&gt;</w:t>
       </w:r>
     </w:p>
     <w:p>
@@ -9693,7 +9693,7 @@
           <w:rFonts w:ascii="Consolas" w:hAnsi="Consolas"/>
           <w:sz w:val="16"/>
         </w:rPr>
-        <w:t>&lt;svg xmlns="http://www.w3.org/2000/svg" width="840" height="460" data-tpl="radial" data-pal="11-4" viewBox="0 0 840 460" font-family="Inter, Segoe UI, Arial, sans-serif"&gt;&lt;defs&gt;&lt;marker id="ar" markerWidth="9" markerHeight="9" refX="7" refY="3" orient="auto"&gt;&lt;path d="M0,0 L7,3 L0,6 z" fill="#94a3b8"/&gt;&lt;/marker&gt;&lt;marker id="arw" markerWidth="9" markerHeight="9" refX="7" refY="3" orient="auto"&gt;&lt;path d="M0,0 L7,3 L0,6 z" fill="#ffffff"/&gt;&lt;/marker&gt;&lt;filter id="sh" x="-20%" y="-20%" width="140%" height="140%"&gt;&lt;feDropShadow dx="0" dy="2" stdDeviation="3" flood-color="#0f172a" flood-opacity="0.16"/&gt;&lt;/filter&gt;&lt;/defs&gt;&lt;defs&gt;&lt;linearGradient id="bne8a215c" x1="0" y1="0" x2="1" y2="0"&gt;&lt;stop offset="0" stop-color="#9f1239"/&gt;&lt;stop offset="1" stop-color="#4338ca"/&gt;&lt;/linearGradient&gt;&lt;/defs&gt;&lt;rect width="840" height="460" rx="14" fill="#ffffff"/&gt;&lt;rect x="0" y="0" width="840" height="48" rx="14" fill="url(#bne8a215c)"/&gt;&lt;rect x="0" y="32" width="840" height="16" fill="url(#bne8a215c)"/&gt;&lt;text x="420" y="25" text-anchor="middle" font-size="15" font-weight="700" fill="#ffffff" dominant-baseline="middle"&gt;Agent Architecture - Cost and Capacity Planning&lt;/text&gt;&lt;circle cx="420.0" cy="238.0" r="52" fill="#0f172a"/&gt;&lt;text x="420" y="238" text-anchor="middle" font-size="12" font-weight="600" fill="#fff" dominant-baseline="middle"&gt;LLMs&lt;/text&gt;&lt;line x1="420" y1="186" x2="420" y2="102" stroke="#94a3b8" stroke-width="2" marker-end="url(#ar)"/&gt;&lt;rect x="342" y="65" width="156" height="46" rx="11" fill="#9f1239" filter="url(#sh)"/&gt;&lt;text x="420" y="88" text-anchor="middle" font-size="11" font-weight="600" fill="#ffffff" dominant-baseline="middle"&gt;From N-grams to Neural L…&lt;/text&gt;&lt;line x1="465" y1="212" x2="631" y2="170" stroke="#94a3b8" stroke-width="2" marker-end="url(#ar)"/&gt;&lt;rect x="576" y="140" width="156" height="46" rx="11" fill="#4338ca" filter="url(#sh)"/&gt;&lt;text x="654" y="163" text-anchor="middle" font-size="11" font-weight="600" fill="#ffffff" dominant-baseline="middle"&gt;Tokenisation and Vocabul…&lt;/text&gt;&lt;line x1="465" y1="264" x2="631" y2="306" stroke="#94a3b8" stroke-width="2" marker-end="url(#ar)"/&gt;&lt;rect x="576" y="290" width="156" height="46" rx="11" fill="#0f172a" filter="url(#sh)"/&gt;&lt;text x="654" y="313" text-anchor="middle" font-size="11" font-weight="600" fill="#ffffff" dominant-baseline="middle"&gt;The Transformer Backbone…&lt;/text&gt;&lt;line x1="420" y1="290" x2="420" y2="374" stroke="#94a3b8" stroke-width="2" marker-end="url(#ar)"/&gt;&lt;rect x="342" y="365" width="156" height="46" rx="11" fill="#1e40af" filter="url(#sh)"/&gt;&lt;text x="420" y="388" text-anchor="middle" font-size="11" font-weight="600" fill="#ffffff" dominant-baseline="middle"&gt;Pre-training Objectives …&lt;/text&gt;&lt;line x1="375" y1="264" x2="209" y2="306" stroke="#94a3b8" stroke-width="2" marker-end="url(#ar)"/&gt;&lt;rect x="108" y="290" width="156" height="46" rx="11" fill="#0e7490" filter="url(#sh)"/&gt;&lt;text x="186" y="313" text-anchor="middle" font-size="11" font-weight="600" fill="#ffffff" dominant-baseline="middle"&gt;Scaling Laws and Emergen…&lt;/text&gt;&lt;line x1="375" y1="212" x2="209" y2="170" stroke="#94a3b8" stroke-width="2" marker-end="url(#ar)"/&gt;&lt;rect x="108" y="140" width="156" height="46" rx="11" fill="#b45309" filter="url(#sh)"/&gt;&lt;text x="186" y="163" text-anchor="middle" font-size="11" font-weight="600" fill="#ffffff" dominant-baseline="middle"&gt;Instruction Tuning and A…&lt;/text&gt;&lt;text x="28" y="446" text-anchor="start" font-size="9.5" font-weight="500" fill="#64748b" dominant-baseline="middle"&gt;LLMs  •  Agent Architecture&lt;/text&gt;&lt;/svg&gt;</w:t>
+        <w:t>&lt;svg xmlns="http://www.w3.org/2000/svg" width="840" height="460" data-tpl="radial" data-pal="11-4" viewBox="0 0 840 460" font-family="Inter, Segoe UI, Arial, sans-serif"&gt;&lt;defs&gt;&lt;marker id="ar" markerWidth="9" markerHeight="9" refX="7" refY="3" orient="auto"&gt;&lt;path d="M0,0 L7,3 L0,6 z" fill="#94a3b8"/&gt;&lt;/marker&gt;&lt;marker id="arw" markerWidth="9" markerHeight="9" refX="7" refY="3" orient="auto"&gt;&lt;path d="M0,0 L7,3 L0,6 z" fill="#ffffff"/&gt;&lt;/marker&gt;&lt;filter id="sh" x="-20%" y="-20%" width="140%" height="140%"&gt;&lt;feDropShadow dx="0" dy="2" stdDeviation="3" flood-color="#0f172a" flood-opacity="0.16"/&gt;&lt;/filter&gt;&lt;/defs&gt;&lt;defs&gt;&lt;linearGradient id="bne8a215c" x1="0" y1="0" x2="1" y2="0"&gt;&lt;stop offset="0" stop-color="#9f1239"/&gt;&lt;stop offset="1" stop-color="#4338ca"/&gt;&lt;/linearGradient&gt;&lt;/defs&gt;&lt;rect width="840" height="460" rx="14" fill="#ffffff"/&gt;&lt;rect x="0" y="0" width="840" height="48" rx="14" fill="url(#bne8a215c)"/&gt;&lt;rect x="0" y="32" width="840" height="16" fill="url(#bne8a215c)"/&gt;&lt;text x="420" y="25" text-anchor="middle" font-size="14.5" font-weight="700" fill="#ffffff" dominant-baseline="middle"&gt;Agent Architecture - Cost and Capacity Planning&lt;/text&gt;&lt;circle cx="420.0" cy="238.0" r="52" fill="#0f172a"/&gt;&lt;text x="420" y="238" text-anchor="middle" font-size="12" font-weight="600" fill="#fff" dominant-baseline="middle"&gt;LLMs&lt;/text&gt;&lt;line x1="420" y1="186" x2="420" y2="102" stroke="#94a3b8" stroke-width="2" marker-end="url(#ar)"/&gt;&lt;rect x="342" y="65" width="156" height="46" rx="11" fill="#9f1239" filter="url(#sh)"/&gt;&lt;text x="420" y="83" text-anchor="middle" font-size="9.5" font-weight="600" fill="#ffffff" dominant-baseline="middle"&gt;From N-grams to Neural&lt;/text&gt;&lt;text x="420" y="93" text-anchor="middle" font-size="9.5" font-weight="600" fill="#ffffff" dominant-baseline="middle"&gt;Language Models&lt;/text&gt;&lt;line x1="465" y1="212" x2="631" y2="170" stroke="#94a3b8" stroke-width="2" marker-end="url(#ar)"/&gt;&lt;rect x="576" y="140" width="156" height="46" rx="11" fill="#4338ca" filter="url(#sh)"/&gt;&lt;text x="654" y="163" text-anchor="middle" font-size="9.5" font-weight="600" fill="#ffffff" dominant-baseline="middle"&gt;Tokenisation and Vocabulary&lt;/text&gt;&lt;line x1="465" y1="264" x2="631" y2="306" stroke="#94a3b8" stroke-width="2" marker-end="url(#ar)"/&gt;&lt;rect x="576" y="290" width="156" height="46" rx="11" fill="#0f172a" filter="url(#sh)"/&gt;&lt;text x="654" y="308" text-anchor="middle" font-size="9.5" font-weight="600" fill="#ffffff" dominant-baseline="middle"&gt;The Transformer Backbone of&lt;/text&gt;&lt;text x="654" y="318" text-anchor="middle" font-size="9.5" font-weight="600" fill="#ffffff" dominant-baseline="middle"&gt;LLMs&lt;/text&gt;&lt;line x1="420" y1="290" x2="420" y2="374" stroke="#94a3b8" stroke-width="2" marker-end="url(#ar)"/&gt;&lt;rect x="342" y="365" width="156" height="46" rx="11" fill="#1e40af" filter="url(#sh)"/&gt;&lt;text x="420" y="383" text-anchor="middle" font-size="9.5" font-weight="600" fill="#ffffff" dominant-baseline="middle"&gt;Pre-training Objectives and&lt;/text&gt;&lt;text x="420" y="393" text-anchor="middle" font-size="9.5" font-weight="600" fill="#ffffff" dominant-baseline="middle"&gt;Data&lt;/text&gt;&lt;line x1="375" y1="264" x2="209" y2="306" stroke="#94a3b8" stroke-width="2" marker-end="url(#ar)"/&gt;&lt;rect x="108" y="290" width="156" height="46" rx="11" fill="#0e7490" filter="url(#sh)"/&gt;&lt;text x="186" y="308" text-anchor="middle" font-size="9.5" font-weight="600" fill="#ffffff" dominant-baseline="middle"&gt;Scaling Laws and Emergent&lt;/text&gt;&lt;text x="186" y="318" text-anchor="middle" font-size="9.5" font-weight="600" fill="#ffffff" dominant-baseline="middle"&gt;Abilities&lt;/text&gt;&lt;line x1="375" y1="212" x2="209" y2="170" stroke="#94a3b8" stroke-width="2" marker-end="url(#ar)"/&gt;&lt;rect x="108" y="140" width="156" height="46" rx="11" fill="#b45309" filter="url(#sh)"/&gt;&lt;text x="186" y="158" text-anchor="middle" font-size="9.5" font-weight="600" fill="#ffffff" dominant-baseline="middle"&gt;Instruction Tuning and&lt;/text&gt;&lt;text x="186" y="168" text-anchor="middle" font-size="9.5" font-weight="600" fill="#ffffff" dominant-baseline="middle"&gt;Alignment&lt;/text&gt;&lt;text x="28" y="446" text-anchor="start" font-size="9.5" font-weight="500" fill="#64748b" dominant-baseline="middle"&gt;LLMs  •  Agent Architecture&lt;/text&gt;&lt;/svg&gt;</w:t>
       </w:r>
     </w:p>
     <w:p>
@@ -15504,7 +15504,7 @@
           <w:rFonts w:ascii="Consolas" w:hAnsi="Consolas"/>
           <w:sz w:val="16"/>
         </w:rPr>
-        <w:t>&lt;svg xmlns="http://www.w3.org/2000/svg" width="840" height="460" data-tpl="mindmap" data-pal="9-0" viewBox="0 0 840 460" font-family="Inter, Segoe UI, Arial, sans-serif"&gt;&lt;defs&gt;&lt;marker id="ar" markerWidth="9" markerHeight="9" refX="7" refY="3" orient="auto"&gt;&lt;path d="M0,0 L7,3 L0,6 z" fill="#94a3b8"/&gt;&lt;/marker&gt;&lt;marker id="arw" markerWidth="9" markerHeight="9" refX="7" refY="3" orient="auto"&gt;&lt;path d="M0,0 L7,3 L0,6 z" fill="#ffffff"/&gt;&lt;/marker&gt;&lt;filter id="sh" x="-20%" y="-20%" width="140%" height="140%"&gt;&lt;feDropShadow dx="0" dy="2" stdDeviation="3" flood-color="#0f172a" flood-opacity="0.16"/&gt;&lt;/filter&gt;&lt;/defs&gt;&lt;defs&gt;&lt;linearGradient id="bn44e2eea" x1="0" y1="0" x2="1" y2="0"&gt;&lt;stop offset="0" stop-color="#9d174d"/&gt;&lt;stop offset="1" stop-color="#db2777"/&gt;&lt;/linearGradient&gt;&lt;/defs&gt;&lt;rect width="840" height="460" rx="14" fill="#ffffff"/&gt;&lt;rect x="0" y="0" width="840" height="48" rx="14" fill="url(#bn44e2eea)"/&gt;&lt;rect x="0" y="32" width="840" height="16" fill="url(#bn44e2eea)"/&gt;&lt;text x="420" y="25" text-anchor="middle" font-size="15" font-weight="700" fill="#ffffff" dominant-baseline="middle"&gt;Knowledge Graph - Evaluation and Quality Assurance&lt;/text&gt;&lt;rect x="330" y="210" width="180" height="52" rx="11" fill="#0f172a" filter="url(#sh)"/&gt;&lt;text x="420" y="236" text-anchor="middle" font-size="13" font-weight="600" fill="#ffffff" dominant-baseline="middle"&gt;LLMs&lt;/text&gt;&lt;path d="M330,236 C250,236 250,126 248,126" fill="none" stroke="#cbd5e1" stroke-width="2"/&gt;&lt;rect x="92" y="104" width="156" height="44" rx="11" fill="#9d174d" filter="url(#sh)"/&gt;&lt;text x="170" y="126" text-anchor="middle" font-size="11" font-weight="600" fill="#ffffff" dominant-baseline="middle"&gt;Scaling Laws and Emergen…&lt;/text&gt;&lt;path d="M330,236 C250,236 250,236 248,236" fill="none" stroke="#cbd5e1" stroke-width="2"/&gt;&lt;rect x="92" y="214" width="156" height="44" rx="11" fill="#db2777" filter="url(#sh)"/&gt;&lt;text x="170" y="236" text-anchor="middle" font-size="11" font-weight="600" fill="#ffffff" dominant-baseline="middle"&gt;Instruction Tuning and A…&lt;/text&gt;&lt;path d="M330,236 C250,236 250,346 248,346" fill="none" stroke="#cbd5e1" stroke-width="2"/&gt;&lt;rect x="92" y="324" width="156" height="44" rx="11" fill="#ec4899" filter="url(#sh)"/&gt;&lt;text x="170" y="346" text-anchor="middle" font-size="11" font-weight="600" fill="#ffffff" dominant-baseline="middle"&gt;Context Windows and Long…&lt;/text&gt;&lt;path d="M510,236 C590,236 590,126 592,126" fill="none" stroke="#cbd5e1" stroke-width="2"/&gt;&lt;rect x="592" y="104" width="156" height="44" rx="11" fill="#f472b6" filter="url(#sh)"/&gt;&lt;text x="670" y="126" text-anchor="middle" font-size="11" font-weight="600" fill="#ffffff" dominant-baseline="middle"&gt;Inference Optimisation&lt;/text&gt;&lt;path d="M510,236 C590,236 590,236 592,236" fill="none" stroke="#cbd5e1" stroke-width="2"/&gt;&lt;rect x="592" y="214" width="156" height="44" rx="11" fill="#fb7185" filter="url(#sh)"/&gt;&lt;text x="670" y="236" text-anchor="middle" font-size="11" font-weight="600" fill="#ffffff" dominant-baseline="middle"&gt;Serving LLMs at Scale&lt;/text&gt;&lt;path d="M510,236 C590,236 590,346 592,346" fill="none" stroke="#cbd5e1" stroke-width="2"/&gt;&lt;rect x="592" y="324" width="156" height="44" rx="11" fill="#e11d48" filter="url(#sh)"/&gt;&lt;text x="670" y="346" text-anchor="middle" font-size="11" font-weight="600" fill="#ffffff" dominant-baseline="middle"&gt;Evaluation and Benchmark…&lt;/text&gt;&lt;text x="28" y="446" text-anchor="start" font-size="9.5" font-weight="500" fill="#64748b" dominant-baseline="middle"&gt;LLMs  •  Knowledge Graph&lt;/text&gt;&lt;/svg&gt;</w:t>
+        <w:t>&lt;svg xmlns="http://www.w3.org/2000/svg" width="840" height="460" data-tpl="mindmap" data-pal="9-0" viewBox="0 0 840 460" font-family="Inter, Segoe UI, Arial, sans-serif"&gt;&lt;defs&gt;&lt;marker id="ar" markerWidth="9" markerHeight="9" refX="7" refY="3" orient="auto"&gt;&lt;path d="M0,0 L7,3 L0,6 z" fill="#94a3b8"/&gt;&lt;/marker&gt;&lt;marker id="arw" markerWidth="9" markerHeight="9" refX="7" refY="3" orient="auto"&gt;&lt;path d="M0,0 L7,3 L0,6 z" fill="#ffffff"/&gt;&lt;/marker&gt;&lt;filter id="sh" x="-20%" y="-20%" width="140%" height="140%"&gt;&lt;feDropShadow dx="0" dy="2" stdDeviation="3" flood-color="#0f172a" flood-opacity="0.16"/&gt;&lt;/filter&gt;&lt;/defs&gt;&lt;defs&gt;&lt;linearGradient id="bn44e2eea" x1="0" y1="0" x2="1" y2="0"&gt;&lt;stop offset="0" stop-color="#9d174d"/&gt;&lt;stop offset="1" stop-color="#db2777"/&gt;&lt;/linearGradient&gt;&lt;/defs&gt;&lt;rect width="840" height="460" rx="14" fill="#ffffff"/&gt;&lt;rect x="0" y="0" width="840" height="48" rx="14" fill="url(#bn44e2eea)"/&gt;&lt;rect x="0" y="32" width="840" height="16" fill="url(#bn44e2eea)"/&gt;&lt;text x="420" y="25" text-anchor="middle" font-size="14.5" font-weight="700" fill="#ffffff" dominant-baseline="middle"&gt;Knowledge Graph - Evaluation and Quality Assurance&lt;/text&gt;&lt;rect x="330" y="210" width="180" height="52" rx="11" fill="#0f172a" filter="url(#sh)"/&gt;&lt;text x="420" y="236" text-anchor="middle" font-size="13" font-weight="600" fill="#ffffff" dominant-baseline="middle"&gt;LLMs&lt;/text&gt;&lt;path d="M330,236 C250,236 250,126 248,126" fill="none" stroke="#cbd5e1" stroke-width="2"/&gt;&lt;rect x="92" y="104" width="156" height="44" rx="11" fill="#9d174d" filter="url(#sh)"/&gt;&lt;text x="170" y="121" text-anchor="middle" font-size="9.5" font-weight="600" fill="#ffffff" dominant-baseline="middle"&gt;Scaling Laws and Emergent&lt;/text&gt;&lt;text x="170" y="131" text-anchor="middle" font-size="9.5" font-weight="600" fill="#ffffff" dominant-baseline="middle"&gt;Abilities&lt;/text&gt;&lt;path d="M330,236 C250,236 250,236 248,236" fill="none" stroke="#cbd5e1" stroke-width="2"/&gt;&lt;rect x="92" y="214" width="156" height="44" rx="11" fill="#db2777" filter="url(#sh)"/&gt;&lt;text x="170" y="231" text-anchor="middle" font-size="9.5" font-weight="600" fill="#ffffff" dominant-baseline="middle"&gt;Instruction Tuning and&lt;/text&gt;&lt;text x="170" y="241" text-anchor="middle" font-size="9.5" font-weight="600" fill="#ffffff" dominant-baseline="middle"&gt;Alignment&lt;/text&gt;&lt;path d="M330,236 C250,236 250,346 248,346" fill="none" stroke="#cbd5e1" stroke-width="2"/&gt;&lt;rect x="92" y="324" width="156" height="44" rx="11" fill="#ec4899" filter="url(#sh)"/&gt;&lt;text x="170" y="341" text-anchor="middle" font-size="9.5" font-weight="600" fill="#ffffff" dominant-baseline="middle"&gt;Context Windows and&lt;/text&gt;&lt;text x="170" y="351" text-anchor="middle" font-size="9.5" font-weight="600" fill="#ffffff" dominant-baseline="middle"&gt;Long-Context Techniques&lt;/text&gt;&lt;path d="M510,236 C590,236 590,126 592,126" fill="none" stroke="#cbd5e1" stroke-width="2"/&gt;&lt;rect x="592" y="104" width="156" height="44" rx="11" fill="#f472b6" filter="url(#sh)"/&gt;&lt;text x="670" y="126" text-anchor="middle" font-size="11" font-weight="600" fill="#ffffff" dominant-baseline="middle"&gt;Inference Optimisation&lt;/text&gt;&lt;path d="M510,236 C590,236 590,236 592,236" fill="none" stroke="#cbd5e1" stroke-width="2"/&gt;&lt;rect x="592" y="214" width="156" height="44" rx="11" fill="#fb7185" filter="url(#sh)"/&gt;&lt;text x="670" y="236" text-anchor="middle" font-size="11" font-weight="600" fill="#ffffff" dominant-baseline="middle"&gt;Serving LLMs at Scale&lt;/text&gt;&lt;path d="M510,236 C590,236 590,346 592,346" fill="none" stroke="#cbd5e1" stroke-width="2"/&gt;&lt;rect x="592" y="324" width="156" height="44" rx="11" fill="#e11d48" filter="url(#sh)"/&gt;&lt;text x="670" y="346" text-anchor="middle" font-size="9.5" font-weight="600" fill="#ffffff" dominant-baseline="middle"&gt;Evaluation and Benchmarking&lt;/text&gt;&lt;text x="28" y="446" text-anchor="start" font-size="9.5" font-weight="500" fill="#64748b" dominant-baseline="middle"&gt;LLMs  •  Knowledge Graph&lt;/text&gt;&lt;/svg&gt;</w:t>
       </w:r>
     </w:p>
     <w:p>
